--- a/EXPORTS/DOCX/published/niveau2/Dutch/Trade.docx
+++ b/EXPORTS/DOCX/published/niveau2/Dutch/Trade.docx
@@ -444,7 +444,6 @@
           <w:i w:val="0"/>
           <w:color w:val="0000FF"/>
           <w:sz w:val="24"/>
-          <w:u w:val="single"/>
         </w:rPr>
         <w:hyperlink r:id="rId12" w:history="1">
           <w:r>
@@ -586,35 +585,7 @@
           <w:color w:val="000000"/>
           <w:sz w:val="24"/>
         </w:rPr>
-        <w:t xml:space="preserve"> (1876-</w:t>
-      </w:r>
-      <w:r>
-        <w:rPr>
-          <w:u w:val="single" w:color="0000ff"/>
-          <w:rFonts w:ascii="Charis SIL Regular" w:hAnsi="Charis SIL Regular" w:eastAsia="Charis SIL Regular"/>
-          <w:b w:val="0"/>
-          <w:i w:val="0"/>
-          <w:color w:val="000000"/>
-          <w:sz w:val="24"/>
-        </w:rPr>
-        <w:hyperlink r:id="rId11" w:history="1">
-          <w:r>
-            <w:rPr>
-              <w:rStyle w:val="Hyperlink"/>
-            </w:rPr>
-            <w:t>1961) e</w:t>
-          </w:r>
-        </w:hyperlink>
-      </w:r>
-      <w:r>
-        <w:rPr>
-          <w:rFonts w:ascii="Charis SIL Regular" w:hAnsi="Charis SIL Regular" w:eastAsia="Charis SIL Regular"/>
-          <w:b w:val="0"/>
-          <w:i w:val="0"/>
-          <w:color w:val="000000"/>
-          <w:sz w:val="24"/>
-        </w:rPr>
-        <w:t xml:space="preserve">n </w:t>
+        <w:t xml:space="preserve"> (1876-1961) en </w:t>
       </w:r>
       <w:r>
         <w:rPr>
@@ -743,49 +714,13 @@
       </w:r>
       <w:r>
         <w:rPr>
-          <w:u w:val="single" w:color="0000ff"/>
           <w:rFonts w:ascii="Charis SIL Regular" w:hAnsi="Charis SIL Regular" w:eastAsia="Charis SIL Regular"/>
           <w:b w:val="0"/>
           <w:i w:val="0"/>
           <w:color w:val="000000"/>
           <w:sz w:val="24"/>
         </w:rPr>
-        <w:hyperlink r:id="rId12" w:history="1">
-          <w:r>
-            <w:rPr>
-              <w:rStyle w:val="Hyperlink"/>
-            </w:rPr>
-            <w:t>s</w:t>
-          </w:r>
-        </w:hyperlink>
-      </w:r>
-      <w:r>
-        <w:rPr>
-          <w:u w:val="single" w:color="0000ff"/>
-          <w:rFonts w:ascii="Charis SIL Regular" w:hAnsi="Charis SIL Regular" w:eastAsia="Charis SIL Regular"/>
-          <w:b w:val="0"/>
-          <w:i w:val="0"/>
-          <w:color w:val="000000"/>
-          <w:sz w:val="24"/>
-        </w:rPr>
-        <w:hyperlink r:id="rId12" w:history="1">
-          <w:r>
-            <w:rPr>
-              <w:rStyle w:val="Hyperlink"/>
-            </w:rPr>
-            <w:t xml:space="preserve"> d</w:t>
-          </w:r>
-        </w:hyperlink>
-      </w:r>
-      <w:r>
-        <w:rPr>
-          <w:rFonts w:ascii="Charis SIL Regular" w:hAnsi="Charis SIL Regular" w:eastAsia="Charis SIL Regular"/>
-          <w:b w:val="0"/>
-          <w:i w:val="0"/>
-          <w:color w:val="000000"/>
-          <w:sz w:val="24"/>
-        </w:rPr>
-        <w:t xml:space="preserve">e </w:t>
+        <w:t xml:space="preserve">s de </w:t>
       </w:r>
       <w:r>
         <w:rPr>
@@ -794,63 +729,8 @@
           <w:i w:val="0"/>
           <w:color w:val="0000FF"/>
           <w:sz w:val="24"/>
-          <w:u w:val="single"/>
         </w:rPr>
-        <w:hyperlink r:id="rId14" w:history="1">
-          <w:r>
-            <w:rPr>
-              <w:rStyle w:val="Hyperlink"/>
-            </w:rPr>
-            <w:t>G</w:t>
-          </w:r>
-        </w:hyperlink>
-      </w:r>
-      <w:r>
-        <w:rPr>
-          <w:rFonts w:ascii="Charis SIL Regular" w:hAnsi="Charis SIL Regular" w:eastAsia="Charis SIL Regular"/>
-          <w:b w:val="0"/>
-          <w:i w:val="0"/>
-          <w:color w:val="0000FF"/>
-          <w:sz w:val="24"/>
-          <w:u w:val="single"/>
-        </w:rPr>
-        <w:hyperlink r:id="rId14" w:history="1">
-          <w:r>
-            <w:rPr>
-              <w:rStyle w:val="Hyperlink"/>
-            </w:rPr>
-            <w:t>roote</w:t>
-          </w:r>
-        </w:hyperlink>
-      </w:r>
-      <w:r>
-        <w:rPr>
-          <w:rFonts w:ascii="Charis SIL Regular" w:hAnsi="Charis SIL Regular" w:eastAsia="Charis SIL Regular"/>
-          <w:b w:val="0"/>
-          <w:i w:val="0"/>
-          <w:color w:val="0000FF"/>
-          <w:sz w:val="24"/>
-          <w:u w:val="single"/>
-        </w:rPr>
-        <w:t xml:space="preserve"> </w:t>
-      </w:r>
-      <w:r>
-        <w:rPr>
-          <w:rFonts w:ascii="Charis SIL Regular" w:hAnsi="Charis SIL Regular" w:eastAsia="Charis SIL Regular"/>
-          <w:b w:val="0"/>
-          <w:i w:val="0"/>
-          <w:color w:val="0000FF"/>
-          <w:sz w:val="24"/>
-          <w:u w:val="single"/>
-        </w:rPr>
-        <w:hyperlink r:id="rId14" w:history="1">
-          <w:r>
-            <w:rPr>
-              <w:rStyle w:val="Hyperlink"/>
-            </w:rPr>
-            <w:t>Koninklijke</w:t>
-          </w:r>
-        </w:hyperlink>
+        <w:t>Groote Koninklijke</w:t>
       </w:r>
       <w:r>
         <w:rPr>
@@ -890,7 +770,7 @@
           <w:sz w:val="24"/>
           <w:u w:val="single"/>
         </w:rPr>
-        <w:hyperlink r:id="rId13" w:history="1">
+        <w:hyperlink r:id="rId14" w:history="1">
           <w:r>
             <w:rPr>
               <w:rStyle w:val="Hyperlink"/>
@@ -908,7 +788,7 @@
           <w:sz w:val="24"/>
           <w:u w:val="single"/>
         </w:rPr>
-        <w:hyperlink r:id="rId13" w:history="1">
+        <w:hyperlink r:id="rId14" w:history="1">
           <w:r>
             <w:rPr>
               <w:rStyle w:val="Hyperlink"/>
@@ -973,7 +853,7 @@
           <w:sz w:val="24"/>
           <w:u w:val="single"/>
         </w:rPr>
-        <w:hyperlink r:id="rId15" w:history="1">
+        <w:hyperlink r:id="rId13" w:history="1">
           <w:r>
             <w:rPr>
               <w:rStyle w:val="Hyperlink"/>
@@ -1245,14 +1125,7 @@
           <w:color w:val="000000"/>
           <w:sz w:val="24"/>
         </w:rPr>
-        <w:hyperlink r:id="rId16" w:history="1">
-          <w:r>
-            <w:rPr>
-              <w:rStyle w:val="Hyperlink"/>
-            </w:rPr>
-            <w:t xml:space="preserve">n </w:t>
-          </w:r>
-        </w:hyperlink>
+        <w:t xml:space="preserve">n </w:t>
       </w:r>
       <w:r>
         <w:rPr>
@@ -1263,14 +1136,7 @@
           <w:sz w:val="24"/>
           <w:u w:val="single"/>
         </w:rPr>
-        <w:hyperlink r:id="rId16" w:history="1">
-          <w:r>
-            <w:rPr>
-              <w:rStyle w:val="Hyperlink"/>
-            </w:rPr>
-            <w:t>Centr</w:t>
-          </w:r>
-        </w:hyperlink>
+        <w:t>Centr</w:t>
       </w:r>
       <w:r>
         <w:rPr>
@@ -1328,42 +1194,13 @@
       </w:r>
       <w:r>
         <w:rPr>
-          <w:u w:val="single" w:color="0000ff"/>
           <w:rFonts w:ascii="Charis SIL Regular" w:hAnsi="Charis SIL Regular" w:eastAsia="Charis SIL Regular"/>
           <w:b w:val="0"/>
           <w:i w:val="0"/>
           <w:color w:val="000000"/>
           <w:sz w:val="24"/>
         </w:rPr>
-        <w:t>. Een groot aantal Afrikaanse v</w:t>
-      </w:r>
-      <w:r>
-        <w:rPr>
-          <w:u w:val="single" w:color="0000ff"/>
-          <w:rFonts w:ascii="Charis SIL Regular" w:hAnsi="Charis SIL Regular" w:eastAsia="Charis SIL Regular"/>
-          <w:b w:val="0"/>
-          <w:i w:val="0"/>
-          <w:color w:val="000000"/>
-          <w:sz w:val="24"/>
-        </w:rPr>
-        <w:hyperlink r:id="rId16" w:history="1">
-          <w:r>
-            <w:rPr>
-              <w:rStyle w:val="Hyperlink"/>
-            </w:rPr>
-            <w:t>oorw</w:t>
-          </w:r>
-        </w:hyperlink>
-      </w:r>
-      <w:r>
-        <w:rPr>
-          <w:rFonts w:ascii="Charis SIL Regular" w:hAnsi="Charis SIL Regular" w:eastAsia="Charis SIL Regular"/>
-          <w:b w:val="0"/>
-          <w:i w:val="0"/>
-          <w:color w:val="000000"/>
-          <w:sz w:val="24"/>
-        </w:rPr>
-        <w:t xml:space="preserve">erpen, vooral uit </w:t>
+        <w:t xml:space="preserve">. Een groot aantal Afrikaanse voorwerpen, vooral uit </w:t>
       </w:r>
       <w:r>
         <w:rPr>

--- a/EXPORTS/DOCX/published/niveau2/Dutch/Trade.docx
+++ b/EXPORTS/DOCX/published/niveau2/Dutch/Trade.docx
@@ -371,71 +371,7 @@
           <w:color w:val="000000"/>
           <w:sz w:val="24"/>
         </w:rPr>
-        <w:t>Amster</w:t>
-      </w:r>
-      <w:r>
-        <w:rPr>
-          <w:u w:val="single" w:color="0000ff"/>
-          <w:rFonts w:ascii="Charis SIL Regular" w:hAnsi="Charis SIL Regular" w:eastAsia="Charis SIL Regular"/>
-          <w:b w:val="0"/>
-          <w:i w:val="0"/>
-          <w:color w:val="000000"/>
-          <w:sz w:val="24"/>
-        </w:rPr>
-        <w:hyperlink r:id="rId9" w:history="1">
-          <w:r>
-            <w:rPr>
-              <w:rStyle w:val="Hyperlink"/>
-            </w:rPr>
-            <w:t>dam</w:t>
-          </w:r>
-        </w:hyperlink>
-      </w:r>
-      <w:r>
-        <w:rPr>
-          <w:u w:val="single" w:color="0000ff"/>
-          <w:rFonts w:ascii="Charis SIL Regular" w:hAnsi="Charis SIL Regular" w:eastAsia="Charis SIL Regular"/>
-          <w:b w:val="0"/>
-          <w:i w:val="0"/>
-          <w:color w:val="000000"/>
-          <w:sz w:val="24"/>
-        </w:rPr>
-        <w:hyperlink r:id="rId9" w:history="1">
-          <w:r>
-            <w:rPr>
-              <w:rStyle w:val="Hyperlink"/>
-            </w:rPr>
-            <w:t>s</w:t>
-          </w:r>
-        </w:hyperlink>
-      </w:r>
-      <w:r>
-        <w:rPr>
-          <w:u w:val="single" w:color="0000ff"/>
-          <w:rFonts w:ascii="Charis SIL Regular" w:hAnsi="Charis SIL Regular" w:eastAsia="Charis SIL Regular"/>
-          <w:b w:val="0"/>
-          <w:i w:val="0"/>
-          <w:color w:val="000000"/>
-          <w:sz w:val="24"/>
-        </w:rPr>
-        <w:hyperlink r:id="rId9" w:history="1">
-          <w:r>
-            <w:rPr>
-              <w:rStyle w:val="Hyperlink"/>
-            </w:rPr>
-            <w:t>e ve</w:t>
-          </w:r>
-        </w:hyperlink>
-      </w:r>
-      <w:r>
-        <w:rPr>
-          <w:rFonts w:ascii="Charis SIL Regular" w:hAnsi="Charis SIL Regular" w:eastAsia="Charis SIL Regular"/>
-          <w:b w:val="0"/>
-          <w:i w:val="0"/>
-          <w:color w:val="000000"/>
-          <w:sz w:val="24"/>
-        </w:rPr>
-        <w:t xml:space="preserve">ilinghuizen </w:t>
+        <w:t xml:space="preserve">Amsterdamse veilinghuizen </w:t>
       </w:r>
       <w:r>
         <w:rPr>
@@ -444,6 +380,7 @@
           <w:i w:val="0"/>
           <w:color w:val="0000FF"/>
           <w:sz w:val="24"/>
+          <w:u w:val="single"/>
         </w:rPr>
         <w:hyperlink r:id="rId12" w:history="1">
           <w:r>
@@ -463,7 +400,7 @@
           <w:sz w:val="24"/>
           <w:u w:val="single"/>
         </w:rPr>
-        <w:hyperlink r:id="rId12" w:history="1">
+        <w:hyperlink r:id="rId10" w:history="1">
           <w:r>
             <w:rPr>
               <w:rStyle w:val="Hyperlink"/>
@@ -492,7 +429,7 @@
           <w:sz w:val="24"/>
           <w:u w:val="single"/>
         </w:rPr>
-        <w:hyperlink r:id="rId12" w:history="1">
+        <w:hyperlink r:id="rId10" w:history="1">
           <w:r>
             <w:rPr>
               <w:rStyle w:val="Hyperlink"/>
@@ -585,7 +522,35 @@
           <w:color w:val="000000"/>
           <w:sz w:val="24"/>
         </w:rPr>
-        <w:t xml:space="preserve"> (1876-1961) en </w:t>
+        <w:t xml:space="preserve"> (1876-</w:t>
+      </w:r>
+      <w:r>
+        <w:rPr>
+          <w:u w:val="single" w:color="0000ff"/>
+          <w:rFonts w:ascii="Charis SIL Regular" w:hAnsi="Charis SIL Regular" w:eastAsia="Charis SIL Regular"/>
+          <w:b w:val="0"/>
+          <w:i w:val="0"/>
+          <w:color w:val="000000"/>
+          <w:sz w:val="24"/>
+        </w:rPr>
+        <w:hyperlink r:id="rId11" w:history="1">
+          <w:r>
+            <w:rPr>
+              <w:rStyle w:val="Hyperlink"/>
+            </w:rPr>
+            <w:t>1961) e</w:t>
+          </w:r>
+        </w:hyperlink>
+      </w:r>
+      <w:r>
+        <w:rPr>
+          <w:rFonts w:ascii="Charis SIL Regular" w:hAnsi="Charis SIL Regular" w:eastAsia="Charis SIL Regular"/>
+          <w:b w:val="0"/>
+          <w:i w:val="0"/>
+          <w:color w:val="000000"/>
+          <w:sz w:val="24"/>
+        </w:rPr>
+        <w:t xml:space="preserve">n </w:t>
       </w:r>
       <w:r>
         <w:rPr>
@@ -674,41 +639,23 @@
           <w:color w:val="000000"/>
           <w:sz w:val="24"/>
         </w:rPr>
-        <w:t>(1918-1974). In Den Haag w</w:t>
+        <w:t xml:space="preserve">(1918-1974). In Den Haag waren de winkels de </w:t>
       </w:r>
       <w:r>
         <w:rPr>
-          <w:u w:val="single" w:color="0000ff"/>
           <w:rFonts w:ascii="Charis SIL Regular" w:hAnsi="Charis SIL Regular" w:eastAsia="Charis SIL Regular"/>
           <w:b w:val="0"/>
           <w:i w:val="0"/>
-          <w:color w:val="000000"/>
+          <w:color w:val="0000FF"/>
           <w:sz w:val="24"/>
+          <w:u w:val="single"/>
         </w:rPr>
-        <w:hyperlink r:id="rId12" w:history="1">
+        <w:hyperlink r:id="rId14" w:history="1">
           <w:r>
             <w:rPr>
               <w:rStyle w:val="Hyperlink"/>
             </w:rPr>
-            <w:t xml:space="preserve">aren de </w:t>
-          </w:r>
-        </w:hyperlink>
-      </w:r>
-      <w:r>
-        <w:rPr>
-          <w:u w:val="single" w:color="0000ff"/>
-          <w:rFonts w:ascii="Charis SIL Regular" w:hAnsi="Charis SIL Regular" w:eastAsia="Charis SIL Regular"/>
-          <w:b w:val="0"/>
-          <w:i w:val="0"/>
-          <w:color w:val="000000"/>
-          <w:sz w:val="24"/>
-        </w:rPr>
-        <w:hyperlink r:id="rId12" w:history="1">
-          <w:r>
-            <w:rPr>
-              <w:rStyle w:val="Hyperlink"/>
-            </w:rPr>
-            <w:t>winkel</w:t>
+            <w:t>G</w:t>
           </w:r>
         </w:hyperlink>
       </w:r>
@@ -717,20 +664,18 @@
           <w:rFonts w:ascii="Charis SIL Regular" w:hAnsi="Charis SIL Regular" w:eastAsia="Charis SIL Regular"/>
           <w:b w:val="0"/>
           <w:i w:val="0"/>
-          <w:color w:val="000000"/>
-          <w:sz w:val="24"/>
-        </w:rPr>
-        <w:t xml:space="preserve">s de </w:t>
-      </w:r>
-      <w:r>
-        <w:rPr>
-          <w:rFonts w:ascii="Charis SIL Regular" w:hAnsi="Charis SIL Regular" w:eastAsia="Charis SIL Regular"/>
-          <w:b w:val="0"/>
-          <w:i w:val="0"/>
           <w:color w:val="0000FF"/>
           <w:sz w:val="24"/>
+          <w:u w:val="single"/>
         </w:rPr>
-        <w:t>Groote Koninklijke</w:t>
+        <w:hyperlink r:id="rId14" w:history="1">
+          <w:r>
+            <w:rPr>
+              <w:rStyle w:val="Hyperlink"/>
+            </w:rPr>
+            <w:t>roote</w:t>
+          </w:r>
+        </w:hyperlink>
       </w:r>
       <w:r>
         <w:rPr>
@@ -752,7 +697,36 @@
           <w:sz w:val="24"/>
           <w:u w:val="single"/>
         </w:rPr>
-        <w:hyperlink r:id="rId13" w:history="1">
+        <w:hyperlink r:id="rId14" w:history="1">
+          <w:r>
+            <w:rPr>
+              <w:rStyle w:val="Hyperlink"/>
+            </w:rPr>
+            <w:t>Koninklijke</w:t>
+          </w:r>
+        </w:hyperlink>
+      </w:r>
+      <w:r>
+        <w:rPr>
+          <w:rFonts w:ascii="Charis SIL Regular" w:hAnsi="Charis SIL Regular" w:eastAsia="Charis SIL Regular"/>
+          <w:b w:val="0"/>
+          <w:i w:val="0"/>
+          <w:color w:val="0000FF"/>
+          <w:sz w:val="24"/>
+          <w:u w:val="single"/>
+        </w:rPr>
+        <w:t xml:space="preserve"> </w:t>
+      </w:r>
+      <w:r>
+        <w:rPr>
+          <w:rFonts w:ascii="Charis SIL Regular" w:hAnsi="Charis SIL Regular" w:eastAsia="Charis SIL Regular"/>
+          <w:b w:val="0"/>
+          <w:i w:val="0"/>
+          <w:color w:val="0000FF"/>
+          <w:sz w:val="24"/>
+          <w:u w:val="single"/>
+        </w:rPr>
+        <w:hyperlink r:id="rId14" w:history="1">
           <w:r>
             <w:rPr>
               <w:rStyle w:val="Hyperlink"/>
@@ -806,43 +780,7 @@
           <w:color w:val="000000"/>
           <w:sz w:val="24"/>
         </w:rPr>
-        <w:hyperlink r:id="rId13" w:history="1">
-          <w:r>
-            <w:rPr>
-              <w:rStyle w:val="Hyperlink"/>
-            </w:rPr>
-            <w:t xml:space="preserve"> e</w:t>
-          </w:r>
-        </w:hyperlink>
-      </w:r>
-      <w:r>
-        <w:rPr>
-          <w:u w:val="single" w:color="0000ff"/>
-          <w:rFonts w:ascii="Charis SIL Regular" w:hAnsi="Charis SIL Regular" w:eastAsia="Charis SIL Regular"/>
-          <w:b w:val="0"/>
-          <w:i w:val="0"/>
-          <w:color w:val="000000"/>
-          <w:sz w:val="24"/>
-        </w:rPr>
-        <w:hyperlink r:id="rId13" w:history="1">
-          <w:r>
-            <w:rPr>
-              <w:rStyle w:val="Hyperlink"/>
-            </w:rPr>
-            <w:t>n</w:t>
-          </w:r>
-        </w:hyperlink>
-      </w:r>
-      <w:r>
-        <w:rPr>
-          <w:u w:val="single" w:color="0000ff"/>
-          <w:rFonts w:ascii="Charis SIL Regular" w:hAnsi="Charis SIL Regular" w:eastAsia="Charis SIL Regular"/>
-          <w:b w:val="0"/>
-          <w:i w:val="0"/>
-          <w:color w:val="000000"/>
-          <w:sz w:val="24"/>
-        </w:rPr>
-        <w:t xml:space="preserve"> </w:t>
+        <w:t xml:space="preserve"> en </w:t>
       </w:r>
       <w:r>
         <w:rPr>
@@ -853,7 +791,7 @@
           <w:sz w:val="24"/>
           <w:u w:val="single"/>
         </w:rPr>
-        <w:hyperlink r:id="rId13" w:history="1">
+        <w:hyperlink r:id="rId15" w:history="1">
           <w:r>
             <w:rPr>
               <w:rStyle w:val="Hyperlink"/>
@@ -1114,18 +1052,7 @@
           <w:color w:val="000000"/>
           <w:sz w:val="24"/>
         </w:rPr>
-        <w:t xml:space="preserve"> (NAHV, 1880-1982) die handel dreef i</w:t>
-      </w:r>
-      <w:r>
-        <w:rPr>
-          <w:u w:val="single" w:color="0000ff"/>
-          <w:rFonts w:ascii="Charis SIL Regular" w:hAnsi="Charis SIL Regular" w:eastAsia="Charis SIL Regular"/>
-          <w:b w:val="0"/>
-          <w:i w:val="0"/>
-          <w:color w:val="000000"/>
-          <w:sz w:val="24"/>
-        </w:rPr>
-        <w:t xml:space="preserve">n </w:t>
+        <w:t xml:space="preserve"> (NAHV, 1880-1982) die handel dreef in </w:t>
       </w:r>
       <w:r>
         <w:rPr>
@@ -1136,7 +1063,14 @@
           <w:sz w:val="24"/>
           <w:u w:val="single"/>
         </w:rPr>
-        <w:t>Centr</w:t>
+        <w:hyperlink r:id="rId17" w:history="1">
+          <w:r>
+            <w:rPr>
+              <w:rStyle w:val="Hyperlink"/>
+            </w:rPr>
+            <w:t>Centr</w:t>
+          </w:r>
+        </w:hyperlink>
       </w:r>
       <w:r>
         <w:rPr>
@@ -1147,7 +1081,7 @@
           <w:sz w:val="24"/>
           <w:u w:val="single"/>
         </w:rPr>
-        <w:hyperlink r:id="rId16" w:history="1">
+        <w:hyperlink r:id="rId17" w:history="1">
           <w:r>
             <w:rPr>
               <w:rStyle w:val="Hyperlink"/>
@@ -1183,12 +1117,113 @@
           <w:sz w:val="24"/>
           <w:u w:val="single"/>
         </w:rPr>
+        <w:hyperlink r:id="rId17" w:history="1">
+          <w:r>
+            <w:rPr>
+              <w:rStyle w:val="Hyperlink"/>
+            </w:rPr>
+            <w:t>Afrika</w:t>
+          </w:r>
+        </w:hyperlink>
+      </w:r>
+      <w:r>
+        <w:rPr>
+          <w:u w:val="single" w:color="0000ff"/>
+          <w:rFonts w:ascii="Charis SIL Regular" w:hAnsi="Charis SIL Regular" w:eastAsia="Charis SIL Regular"/>
+          <w:b w:val="0"/>
+          <w:i w:val="0"/>
+          <w:color w:val="000000"/>
+          <w:sz w:val="24"/>
+        </w:rPr>
         <w:hyperlink r:id="rId16" w:history="1">
           <w:r>
             <w:rPr>
               <w:rStyle w:val="Hyperlink"/>
             </w:rPr>
-            <w:t>Afrika</w:t>
+            <w:t>. Een g</w:t>
+          </w:r>
+        </w:hyperlink>
+      </w:r>
+      <w:r>
+        <w:rPr>
+          <w:u w:val="single" w:color="0000ff"/>
+          <w:rFonts w:ascii="Charis SIL Regular" w:hAnsi="Charis SIL Regular" w:eastAsia="Charis SIL Regular"/>
+          <w:b w:val="0"/>
+          <w:i w:val="0"/>
+          <w:color w:val="000000"/>
+          <w:sz w:val="24"/>
+        </w:rPr>
+        <w:hyperlink r:id="rId16" w:history="1">
+          <w:r>
+            <w:rPr>
+              <w:rStyle w:val="Hyperlink"/>
+            </w:rPr>
+            <w:t>r</w:t>
+          </w:r>
+        </w:hyperlink>
+      </w:r>
+      <w:r>
+        <w:rPr>
+          <w:u w:val="single" w:color="0000ff"/>
+          <w:rFonts w:ascii="Charis SIL Regular" w:hAnsi="Charis SIL Regular" w:eastAsia="Charis SIL Regular"/>
+          <w:b w:val="0"/>
+          <w:i w:val="0"/>
+          <w:color w:val="000000"/>
+          <w:sz w:val="24"/>
+        </w:rPr>
+        <w:hyperlink r:id="rId16" w:history="1">
+          <w:r>
+            <w:rPr>
+              <w:rStyle w:val="Hyperlink"/>
+            </w:rPr>
+            <w:t>oot aant</w:t>
+          </w:r>
+        </w:hyperlink>
+      </w:r>
+      <w:r>
+        <w:rPr>
+          <w:u w:val="single" w:color="0000ff"/>
+          <w:rFonts w:ascii="Charis SIL Regular" w:hAnsi="Charis SIL Regular" w:eastAsia="Charis SIL Regular"/>
+          <w:b w:val="0"/>
+          <w:i w:val="0"/>
+          <w:color w:val="000000"/>
+          <w:sz w:val="24"/>
+        </w:rPr>
+        <w:hyperlink r:id="rId16" w:history="1">
+          <w:r>
+            <w:rPr>
+              <w:rStyle w:val="Hyperlink"/>
+            </w:rPr>
+            <w:t xml:space="preserve">al Afrikaanse </w:t>
+          </w:r>
+        </w:hyperlink>
+      </w:r>
+      <w:r>
+        <w:rPr>
+          <w:u w:val="single" w:color="0000ff"/>
+          <w:rFonts w:ascii="Charis SIL Regular" w:hAnsi="Charis SIL Regular" w:eastAsia="Charis SIL Regular"/>
+          <w:b w:val="0"/>
+          <w:i w:val="0"/>
+          <w:color w:val="000000"/>
+          <w:sz w:val="24"/>
+        </w:rPr>
+        <w:t>v</w:t>
+      </w:r>
+      <w:r>
+        <w:rPr>
+          <w:u w:val="single" w:color="0000ff"/>
+          <w:rFonts w:ascii="Charis SIL Regular" w:hAnsi="Charis SIL Regular" w:eastAsia="Charis SIL Regular"/>
+          <w:b w:val="0"/>
+          <w:i w:val="0"/>
+          <w:color w:val="000000"/>
+          <w:sz w:val="24"/>
+        </w:rPr>
+        <w:hyperlink r:id="rId16" w:history="1">
+          <w:r>
+            <w:rPr>
+              <w:rStyle w:val="Hyperlink"/>
+            </w:rPr>
+            <w:t>oorw</w:t>
           </w:r>
         </w:hyperlink>
       </w:r>
@@ -1200,7 +1235,7 @@
           <w:color w:val="000000"/>
           <w:sz w:val="24"/>
         </w:rPr>
-        <w:t xml:space="preserve">. Een groot aantal Afrikaanse voorwerpen, vooral uit </w:t>
+        <w:t xml:space="preserve">erpen, vooral uit </w:t>
       </w:r>
       <w:r>
         <w:rPr>

--- a/EXPORTS/DOCX/published/niveau2/Dutch/Trade.docx
+++ b/EXPORTS/DOCX/published/niveau2/Dutch/Trade.docx
@@ -400,7 +400,7 @@
           <w:sz w:val="24"/>
           <w:u w:val="single"/>
         </w:rPr>
-        <w:hyperlink r:id="rId10" w:history="1">
+        <w:hyperlink r:id="rId12" w:history="1">
           <w:r>
             <w:rPr>
               <w:rStyle w:val="Hyperlink"/>
@@ -429,7 +429,7 @@
           <w:sz w:val="24"/>
           <w:u w:val="single"/>
         </w:rPr>
-        <w:hyperlink r:id="rId10" w:history="1">
+        <w:hyperlink r:id="rId12" w:history="1">
           <w:r>
             <w:rPr>
               <w:rStyle w:val="Hyperlink"/>
@@ -639,7 +639,18 @@
           <w:color w:val="000000"/>
           <w:sz w:val="24"/>
         </w:rPr>
-        <w:t xml:space="preserve">(1918-1974). In Den Haag waren de winkels de </w:t>
+        <w:t>(1918-1974). In Den Haag w</w:t>
+      </w:r>
+      <w:r>
+        <w:rPr>
+          <w:u w:val="single" w:color="0000ff"/>
+          <w:rFonts w:ascii="Charis SIL Regular" w:hAnsi="Charis SIL Regular" w:eastAsia="Charis SIL Regular"/>
+          <w:b w:val="0"/>
+          <w:i w:val="0"/>
+          <w:color w:val="000000"/>
+          <w:sz w:val="24"/>
+        </w:rPr>
+        <w:t xml:space="preserve">aren de winkels de </w:t>
       </w:r>
       <w:r>
         <w:rPr>
@@ -650,7 +661,7 @@
           <w:sz w:val="24"/>
           <w:u w:val="single"/>
         </w:rPr>
-        <w:hyperlink r:id="rId14" w:history="1">
+        <w:hyperlink r:id="rId12" w:history="1">
           <w:r>
             <w:rPr>
               <w:rStyle w:val="Hyperlink"/>
@@ -780,7 +791,42 @@
           <w:color w:val="000000"/>
           <w:sz w:val="24"/>
         </w:rPr>
-        <w:t xml:space="preserve"> en </w:t>
+        <w:hyperlink r:id="rId13" w:history="1">
+          <w:r>
+            <w:rPr>
+              <w:rStyle w:val="Hyperlink"/>
+            </w:rPr>
+            <w:t xml:space="preserve"> e</w:t>
+          </w:r>
+        </w:hyperlink>
+      </w:r>
+      <w:r>
+        <w:rPr>
+          <w:u w:val="single" w:color="0000ff"/>
+          <w:rFonts w:ascii="Charis SIL Regular" w:hAnsi="Charis SIL Regular" w:eastAsia="Charis SIL Regular"/>
+          <w:b w:val="0"/>
+          <w:i w:val="0"/>
+          <w:color w:val="000000"/>
+          <w:sz w:val="24"/>
+        </w:rPr>
+        <w:hyperlink r:id="rId13" w:history="1">
+          <w:r>
+            <w:rPr>
+              <w:rStyle w:val="Hyperlink"/>
+            </w:rPr>
+            <w:t>n</w:t>
+          </w:r>
+        </w:hyperlink>
+      </w:r>
+      <w:r>
+        <w:rPr>
+          <w:rFonts w:ascii="Charis SIL Regular" w:hAnsi="Charis SIL Regular" w:eastAsia="Charis SIL Regular"/>
+          <w:b w:val="0"/>
+          <w:i w:val="0"/>
+          <w:color w:val="000000"/>
+          <w:sz w:val="24"/>
+        </w:rPr>
+        <w:t xml:space="preserve"> </w:t>
       </w:r>
       <w:r>
         <w:rPr>
@@ -791,7 +837,7 @@
           <w:sz w:val="24"/>
           <w:u w:val="single"/>
         </w:rPr>
-        <w:hyperlink r:id="rId15" w:history="1">
+        <w:hyperlink r:id="rId13" w:history="1">
           <w:r>
             <w:rPr>
               <w:rStyle w:val="Hyperlink"/>
@@ -1052,7 +1098,25 @@
           <w:color w:val="000000"/>
           <w:sz w:val="24"/>
         </w:rPr>
-        <w:t xml:space="preserve"> (NAHV, 1880-1982) die handel dreef in </w:t>
+        <w:t xml:space="preserve"> (NAHV, 1880-1982) die handel dreef i</w:t>
+      </w:r>
+      <w:r>
+        <w:rPr>
+          <w:u w:val="single" w:color="0000ff"/>
+          <w:rFonts w:ascii="Charis SIL Regular" w:hAnsi="Charis SIL Regular" w:eastAsia="Charis SIL Regular"/>
+          <w:b w:val="0"/>
+          <w:i w:val="0"/>
+          <w:color w:val="000000"/>
+          <w:sz w:val="24"/>
+        </w:rPr>
+        <w:hyperlink r:id="rId16" w:history="1">
+          <w:r>
+            <w:rPr>
+              <w:rStyle w:val="Hyperlink"/>
+            </w:rPr>
+            <w:t xml:space="preserve">n </w:t>
+          </w:r>
+        </w:hyperlink>
       </w:r>
       <w:r>
         <w:rPr>
@@ -1063,7 +1127,7 @@
           <w:sz w:val="24"/>
           <w:u w:val="single"/>
         </w:rPr>
-        <w:hyperlink r:id="rId17" w:history="1">
+        <w:hyperlink r:id="rId16" w:history="1">
           <w:r>
             <w:rPr>
               <w:rStyle w:val="Hyperlink"/>
@@ -1081,7 +1145,7 @@
           <w:sz w:val="24"/>
           <w:u w:val="single"/>
         </w:rPr>
-        <w:hyperlink r:id="rId17" w:history="1">
+        <w:hyperlink r:id="rId16" w:history="1">
           <w:r>
             <w:rPr>
               <w:rStyle w:val="Hyperlink"/>
@@ -1117,7 +1181,7 @@
           <w:sz w:val="24"/>
           <w:u w:val="single"/>
         </w:rPr>
-        <w:hyperlink r:id="rId17" w:history="1">
+        <w:hyperlink r:id="rId16" w:history="1">
           <w:r>
             <w:rPr>
               <w:rStyle w:val="Hyperlink"/>
@@ -3840,7 +3904,7 @@
           <w:sz w:val="24"/>
           <w:u w:val="single"/>
         </w:rPr>
-        <w:hyperlink r:id="rId27" w:history="1">
+        <w:hyperlink r:id="rId28" w:history="1">
           <w:r>
             <w:rPr>
               <w:rStyle w:val="Hyperlink"/>
@@ -3869,7 +3933,7 @@
           <w:sz w:val="24"/>
           <w:u w:val="single"/>
         </w:rPr>
-        <w:hyperlink r:id="rId27" w:history="1">
+        <w:hyperlink r:id="rId28" w:history="1">
           <w:r>
             <w:rPr>
               <w:rStyle w:val="Hyperlink"/>
